--- a/Workshops/Workshop 6 - Diagnosing LM with categorical predictors/W6.docx
+++ b/Workshops/Workshop 6 - Diagnosing LM with categorical predictors/W6.docx
@@ -101,7 +101,7 @@
         <w:t xml:space="preserve"> </w:t>
       </w:r>
       <w:r>
-        <w:t xml:space="preserve">2024-08-20</w:t>
+        <w:t xml:space="preserve">2024-09-03</w:t>
       </w:r>
     </w:p>
     <w:sdt>
@@ -1875,7 +1875,7 @@
       </w:r>
     </w:p>
     <w:bookmarkEnd w:id="57"/>
-    <w:bookmarkStart w:id="59" w:name="the-lemurs"/>
+    <w:bookmarkStart w:id="58" w:name="the-lemurs"/>
     <w:p>
       <w:pPr>
         <w:pStyle w:val="Heading1"/>
@@ -1892,30 +1892,8 @@
         <w:t xml:space="preserve">Having diagnosed the Amami rabbit model, let’s move on to the lemur model from the last workshop. If you haven’t run that model yet, do so now. Once you have, go through the process of checking the model diagnostics to determine if you’re willing to place your trust in the model.</w:t>
       </w:r>
     </w:p>
-    <w:bookmarkStart w:id="58" w:name="question-set-two"/>
-    <w:p>
-      <w:pPr>
-        <w:pStyle w:val="Heading2"/>
-      </w:pPr>
-      <w:r>
-        <w:t xml:space="preserve">Question Set Two</w:t>
-      </w:r>
-    </w:p>
-    <w:p>
-      <w:pPr>
-        <w:numPr>
-          <w:ilvl w:val="0"/>
-          <w:numId w:val="1003"/>
-        </w:numPr>
-        <w:pStyle w:val="Compact"/>
-      </w:pPr>
-      <w:r>
-        <w:t xml:space="preserve">Do any of the diagnostic plots for the beetle model suggest a reason to not trust the results?</w:t>
-      </w:r>
-    </w:p>
     <w:bookmarkEnd w:id="58"/>
-    <w:bookmarkEnd w:id="59"/>
-    <w:bookmarkStart w:id="60" w:name="assumption-table"/>
+    <w:bookmarkStart w:id="59" w:name="assumption-table"/>
     <w:p>
       <w:pPr>
         <w:pStyle w:val="Heading1"/>
@@ -2338,7 +2316,7 @@
         </w:tc>
       </w:tr>
     </w:tbl>
-    <w:bookmarkEnd w:id="60"/>
+    <w:bookmarkEnd w:id="59"/>
     <w:sectPr>
       <w:pgSz w:h="15840" w:w="12240"/>
       <w:pgMar w:bottom="1440" w:footer="720" w:gutter="0" w:header="720" w:left="1440" w:right="1440" w:top="1440"/>
@@ -2844,36 +2822,6 @@
     </w:lvlOverride>
   </w:num>
   <w:num w:numId="1002">
-    <w:abstractNumId w:val="99411"/>
-    <w:lvlOverride w:ilvl="0">
-      <w:startOverride w:val="1"/>
-    </w:lvlOverride>
-    <w:lvlOverride w:ilvl="1">
-      <w:startOverride w:val="1"/>
-    </w:lvlOverride>
-    <w:lvlOverride w:ilvl="2">
-      <w:startOverride w:val="1"/>
-    </w:lvlOverride>
-    <w:lvlOverride w:ilvl="3">
-      <w:startOverride w:val="1"/>
-    </w:lvlOverride>
-    <w:lvlOverride w:ilvl="4">
-      <w:startOverride w:val="1"/>
-    </w:lvlOverride>
-    <w:lvlOverride w:ilvl="5">
-      <w:startOverride w:val="1"/>
-    </w:lvlOverride>
-    <w:lvlOverride w:ilvl="6">
-      <w:startOverride w:val="1"/>
-    </w:lvlOverride>
-    <w:lvlOverride w:ilvl="7">
-      <w:startOverride w:val="1"/>
-    </w:lvlOverride>
-    <w:lvlOverride w:ilvl="8">
-      <w:startOverride w:val="1"/>
-    </w:lvlOverride>
-  </w:num>
-  <w:num w:numId="1003">
     <w:abstractNumId w:val="99411"/>
     <w:lvlOverride w:ilvl="0">
       <w:startOverride w:val="1"/>
